--- a/documentacion/diseno_poo.docx
+++ b/documentacion/diseno_poo.docx
@@ -577,7 +577,7 @@
         <w:pStyle w:val="ListBullet"/>
       </w:pPr>
       <w:r>
-        <w:t>guardar_arbol_manual(): guarda manualmente el arbol.</w:t>
+        <w:t>guardar_aprendizaje(): valida los campos, actualiza el arbol y guarda automaticamente.</w:t>
       </w:r>
     </w:p>
     <w:p>
